--- a/output/irb/Follow_My_Voice_IRB_Source_Comparison_and_Requirements.docx
+++ b/output/irb/Follow_My_Voice_IRB_Source_Comparison_and_Requirements.docx
@@ -405,14 +405,34 @@
           <w:b/>
           <w:i w:val="0"/>
         </w:rPr>
-        <w:t>Open decision</w:t>
+        <w:t>Decision-frozen</w:t>
       </w:r>
       <w:r>
         <w:rPr>
           <w:b w:val="0"/>
           <w:i w:val="0"/>
         </w:rPr>
-        <w:t xml:space="preserve"> — information the PI, faculty advisor, UCF IRB, or another institutional reviewer must resolve before submission or enrollment.</w:t>
+        <w:t xml:space="preserve"> — a research-team choice adopted for this draft; institutional approval and implementation verification may still be required.</w:t>
+      </w:r>
+    </w:p>
+    <w:p>
+      <w:pPr>
+        <w:pStyle w:val="ListBullet"/>
+        <w:keepLines/>
+      </w:pPr>
+      <w:r>
+        <w:rPr>
+          <w:b/>
+          <w:i w:val="0"/>
+        </w:rPr>
+        <w:t>Administrative or institutional input</w:t>
+      </w:r>
+      <w:r>
+        <w:rPr>
+          <w:b w:val="0"/>
+          <w:i w:val="0"/>
+        </w:rPr>
+        <w:t xml:space="preserve"> — information only the PI, department, UCF IRB, or another institutional reviewer can supply or confirm.</w:t>
       </w:r>
     </w:p>
     <w:p>
@@ -494,7 +514,7 @@
           <w:b w:val="0"/>
           <w:i w:val="0"/>
         </w:rPr>
-        <w:t>Separately discloses eye-gaze telemetry, voice recording, third-party voice cloning, synthetic speech generation, privacy risks, and deletion limits.</w:t>
+        <w:t>Separately discloses eye-gaze telemetry, voice recording, offline local voice conversion, synthetic speech generation, privacy risks, and deletion limits.</w:t>
       </w:r>
     </w:p>
     <w:p>
@@ -661,7 +681,7 @@
               <w:bottom w:w="80" w:type="dxa"/>
               <w:end w:w="120" w:type="dxa"/>
             </w:tcMar>
-            <w:shd w:fill="FFF4CE"/>
+            <w:shd w:fill="EAF4EA"/>
           </w:tcPr>
           <w:p>
             <w:pPr>
@@ -671,7 +691,7 @@
               <w:rPr>
                 <w:sz w:val="17"/>
               </w:rPr>
-              <w:t>Mostly drafted</w:t>
+              <w:t>Decision-frozen</w:t>
             </w:r>
           </w:p>
         </w:tc>
@@ -694,7 +714,7 @@
               <w:rPr>
                 <w:sz w:val="17"/>
               </w:rPr>
-              <w:t>Strong structure and detailed design; power/sensitivity, enrolled maximum, exclusions, and several thresholds remain open.</w:t>
+              <w:t>The draft fixes enrollment, calibration, timing, quality, safety, and analysis rules; simulation-based operating-characteristic checks remain a preregistration gate.</w:t>
             </w:r>
           </w:p>
         </w:tc>
@@ -736,7 +756,7 @@
               <w:bottom w:w="80" w:type="dxa"/>
               <w:end w:w="120" w:type="dxa"/>
             </w:tcMar>
-            <w:shd w:fill="FFF4CE"/>
+            <w:shd w:fill="EAF4EA"/>
           </w:tcPr>
           <w:p>
             <w:pPr>
@@ -746,7 +766,7 @@
               <w:rPr>
                 <w:sz w:val="17"/>
               </w:rPr>
-              <w:t>Mostly drafted</w:t>
+              <w:t>Decision-frozen</w:t>
             </w:r>
           </w:p>
         </w:tc>
@@ -769,7 +789,7 @@
               <w:rPr>
                 <w:sz w:val="17"/>
               </w:rPr>
-              <w:t>Appropriately discloses gaze and synthetic voice risks; PI/contact, duration, compensation, storage, vendor, and retention remain open.</w:t>
+              <w:t>Signed paper consent, separate voice authorization, full $15 payment after screening begins, offline processing, and deletion/retention schedules are fixed; official contacts and UCF-required language remain.</w:t>
             </w:r>
           </w:p>
         </w:tc>
@@ -811,7 +831,7 @@
               <w:bottom w:w="80" w:type="dxa"/>
               <w:end w:w="120" w:type="dxa"/>
             </w:tcMar>
-            <w:shd w:fill="FFF4CE"/>
+            <w:shd w:fill="EAF4EA"/>
           </w:tcPr>
           <w:p>
             <w:pPr>
@@ -821,7 +841,7 @@
               <w:rPr>
                 <w:sz w:val="17"/>
               </w:rPr>
-              <w:t>Drafted with gaps</w:t>
+              <w:t>Decision-frozen</w:t>
             </w:r>
           </w:p>
         </w:tc>
@@ -844,7 +864,7 @@
               <w:rPr>
                 <w:sz w:val="17"/>
               </w:rPr>
-              <w:t>Contains core disclosures; investigator/contact, final duration, location, compensation, and approved channel/link remain open.</w:t>
+              <w:t>UCF email, flyers, approved social media, and word of mouth are selected; final room, contacts, dates, and link remain administrative inputs.</w:t>
             </w:r>
           </w:p>
         </w:tc>
@@ -886,7 +906,7 @@
               <w:bottom w:w="80" w:type="dxa"/>
               <w:end w:w="120" w:type="dxa"/>
             </w:tcMar>
-            <w:shd w:fill="FDE9E7"/>
+            <w:shd w:fill="EAF4EA"/>
           </w:tcPr>
           <w:p>
             <w:pPr>
@@ -896,7 +916,7 @@
               <w:rPr>
                 <w:sz w:val="17"/>
               </w:rPr>
-              <w:t>Not frozen</w:t>
+              <w:t>Decision-frozen</w:t>
             </w:r>
           </w:p>
         </w:tc>
@@ -919,7 +939,7 @@
               <w:rPr>
                 <w:sz w:val="17"/>
               </w:rPr>
-              <w:t>NASA-TLX and study-specific items are present; SSQ versus adapted symptom check and inclusion of SUS remain unresolved.</w:t>
+              <w:t>Raw NASA-TLX, nine fixed ratings, two gaze-block mechanism items, and full pre/post SSQ are selected; SUS and UEQ are omitted.</w:t>
             </w:r>
           </w:p>
         </w:tc>
@@ -947,7 +967,7 @@
               <w:rPr>
                 <w:sz w:val="17"/>
               </w:rPr>
-              <w:t>Voice vendor/data path</w:t>
+              <w:t>Voice/data path</w:t>
             </w:r>
           </w:p>
         </w:tc>
@@ -961,7 +981,7 @@
               <w:bottom w:w="80" w:type="dxa"/>
               <w:end w:w="120" w:type="dxa"/>
             </w:tcMar>
-            <w:shd w:fill="FDE9E7"/>
+            <w:shd w:fill="FFF4CE"/>
           </w:tcPr>
           <w:p>
             <w:pPr>
@@ -971,7 +991,7 @@
               <w:rPr>
                 <w:sz w:val="17"/>
               </w:rPr>
-              <w:t>Blocking decision</w:t>
+              <w:t>Decision-frozen; approval pending</w:t>
             </w:r>
           </w:p>
         </w:tc>
@@ -994,7 +1014,7 @@
               <w:rPr>
                 <w:sz w:val="17"/>
               </w:rPr>
-              <w:t>Provider approval, security/privacy review, retention/deletion behavior, account controls, and fallback path are not final.</w:t>
+              <w:t>OpenVoice V2 will run offline on a UCF-managed encrypted workstation; UCF security/privacy approval and release pinning remain required.</w:t>
             </w:r>
           </w:p>
         </w:tc>
@@ -1144,7 +1164,7 @@
               <w:rPr>
                 <w:sz w:val="17"/>
               </w:rPr>
-              <w:t>PI/faculty advisor, CITI/training status, Huron record, ancillary reviews, lab location, funding, dates, and departmental sign-off are unknown.</w:t>
+              <w:t>PI eligibility/student-investigator roles, CITI/training status, Huron record, ancillary reviews, lab location, funding, dates, and departmental sign-off are unconfirmed.</w:t>
             </w:r>
           </w:p>
         </w:tc>
@@ -1182,7 +1202,7 @@
           <w:b w:val="0"/>
           <w:i w:val="0"/>
         </w:rPr>
-        <w:t>Resolve the high-impact open decisions before spending time polishing Word formatting: voice provider, storage/retention, compensation, duration/location, enrollment ceiling, survey battery, stop thresholds, and PI/faculty-advisor roles.</w:t>
+        <w:t>Complete the remaining administrative fields: official PI/student contacts, department, lab room, study dates, funding/payment administration, Huron record, and training/ancillary-review status.</w:t>
       </w:r>
     </w:p>
     <w:p>
@@ -1195,7 +1215,7 @@
           <w:b w:val="0"/>
           <w:i w:val="0"/>
         </w:rPr>
-        <w:t>Obtain an early UCF IRB/privacy consultation about the identifiable voice-cloning workflow. The voice path, not ordinary headset discomfort, is the study’s main review uncertainty.</w:t>
+        <w:t>Obtain an early UCF IRB/privacy consultation about the identifiable local voice-conversion workflow. Offline processing reduces external disclosure, but source recordings and generated voices remain identifiable and require institutional review.</w:t>
       </w:r>
     </w:p>
     <w:p>
@@ -1426,7 +1446,7 @@
               <w:rPr>
                 <w:sz w:val="18"/>
               </w:rPr>
-              <w:t>Protocol proposal: 48 complete datasets; enrolled maximum remains an open decision after power/sensitivity and attrition planning.</w:t>
+              <w:t>Protocol proposal: enroll up to 60 adults to obtain 48 complete datasets, with 12 complete datasets per Williams sequence.</w:t>
             </w:r>
           </w:p>
         </w:tc>
@@ -1630,7 +1650,7 @@
               <w:rPr>
                 <w:sz w:val="18"/>
               </w:rPr>
-              <w:t>Protocol proposal: matched hint opportunities; coarse target-plane direction followed by fine angular closer/farther feedback.</w:t>
+              <w:t>Protocol proposal: matched hint opportunities at 4, 10, 16, 22, 28, 34, and 40 seconds; coarse target-plane direction followed by fine angular warmer/colder feedback; 45-second timeout.</w:t>
             </w:r>
           </w:p>
         </w:tc>
@@ -1681,7 +1701,7 @@
               <w:rPr>
                 <w:sz w:val="18"/>
               </w:rPr>
-              <w:t>Protocol proposal: 1–2 minute participant recording, private synthetic voice, fixed study prompts only, staff-controlled generation, no provider credential on headset.</w:t>
+              <w:t>Protocol proposal: 1–2 minute participant recording, OpenVoice V2 offline on a UCF-managed encrypted workstation, fixed prompts, and deletion of identifiable voice artifacts within 24 hours.</w:t>
             </w:r>
           </w:p>
         </w:tc>
@@ -2857,7 +2877,7 @@
               <w:rPr>
                 <w:sz w:val="15"/>
               </w:rPr>
-              <w:t>Current seven-item pre/post symptom check</w:t>
+              <w:t>Full 16-item pre/post SSQ</w:t>
             </w:r>
           </w:p>
         </w:tc>
@@ -2880,7 +2900,7 @@
               <w:rPr>
                 <w:sz w:val="15"/>
               </w:rPr>
-              <w:t>Choose one approach. Use the full validated instrument if reporting SSQ scores; otherwise label the shorter form as an adapted symptom check.</w:t>
+              <w:t>Selected. Preserve the canonical items, anchors, subscale weights, and total-score method.</w:t>
             </w:r>
           </w:p>
         </w:tc>
@@ -3148,7 +3168,7 @@
               <w:rPr>
                 <w:sz w:val="15"/>
               </w:rPr>
-              <w:t>Not currently in the current questionnaire draft</w:t>
+              <w:t>Not selected</w:t>
             </w:r>
           </w:p>
         </w:tc>
@@ -3171,7 +3191,7 @@
               <w:rPr>
                 <w:sz w:val="15"/>
               </w:rPr>
-              <w:t>Potentially retain once after the full session if usability is a stated outcome. Do not repeat after every block.</w:t>
+              <w:t>Do not administer; overall usability is not a focal construct.</w:t>
             </w:r>
           </w:p>
         </w:tc>
@@ -3268,7 +3288,7 @@
               <w:rPr>
                 <w:sz w:val="15"/>
               </w:rPr>
-              <w:t>Possible alternative to SUS, not an automatic addition. Avoid redundant instrument stacking.</w:t>
+              <w:t>Do not administer; it would add construct overlap and burden.</w:t>
             </w:r>
           </w:p>
         </w:tc>
@@ -3365,7 +3385,7 @@
               <w:rPr>
                 <w:sz w:val="15"/>
               </w:rPr>
-              <w:t>Do not use unless broader product experience becomes a named outcome and participant burden is acceptable.</w:t>
+              <w:t>Do not administer; broader product experience is not a focal outcome.</w:t>
             </w:r>
           </w:p>
         </w:tc>
@@ -4215,7 +4235,7 @@
               <w:rPr>
                 <w:sz w:val="15"/>
               </w:rPr>
-              <w:t>Current seven-item symptom check</w:t>
+              <w:t>Not selected</w:t>
             </w:r>
           </w:p>
         </w:tc>
@@ -4238,7 +4258,7 @@
               <w:rPr>
                 <w:sz w:val="15"/>
               </w:rPr>
-              <w:t>Conceptually similar and partly redundant with SSQ. Select one safety/analysis strategy and label it accurately.</w:t>
+              <w:t>Do not administer alongside the selected full SSQ; use brief between-block safety checks only for stop monitoring.</w:t>
             </w:r>
           </w:p>
         </w:tc>
@@ -4810,7 +4830,7 @@
               <w:rPr>
                 <w:sz w:val="16"/>
               </w:rPr>
-              <w:t>48 complete datasets; enrolled maximum TBD.</w:t>
+              <w:t>Up to 60 enrolled to obtain 48 complete datasets.</w:t>
             </w:r>
           </w:p>
         </w:tc>
@@ -4833,7 +4853,7 @@
               <w:rPr>
                 <w:sz w:val="16"/>
               </w:rPr>
-              <w:t>Set a defensible enrolled maximum after attrition/power planning.</w:t>
+              <w:t>Maintain balanced assignment slots across the four Williams sequences and report all attrition.</w:t>
             </w:r>
           </w:p>
         </w:tc>
@@ -5101,7 +5121,7 @@
               <w:rPr>
                 <w:sz w:val="16"/>
               </w:rPr>
-              <w:t>Headset symptoms plus seated rotation, gaze/privacy, uncanny voice, impersonation and vendor-retention risks.</w:t>
+              <w:t>Headset symptoms plus seated rotation, gaze/privacy, uncanny voice, and impersonation risks.</w:t>
             </w:r>
           </w:p>
         </w:tc>
@@ -5124,7 +5144,7 @@
               <w:rPr>
                 <w:sz w:val="16"/>
               </w:rPr>
-              <w:t>Current risk analysis is more complete for this study.</w:t>
+              <w:t>Current risk analysis is more complete for this study; offline processing avoids a cloud-provider data path.</w:t>
             </w:r>
           </w:p>
         </w:tc>
@@ -5295,7 +5315,7 @@
               <w:rPr>
                 <w:sz w:val="16"/>
               </w:rPr>
-              <w:t>Open decision.</w:t>
+              <w:t>Full $15 UCF-approved gift card after consent and screening begin, including withdrawal, ineligibility, calibration failure, or technical stop.</w:t>
             </w:r>
           </w:p>
         </w:tc>
@@ -5318,7 +5338,7 @@
               <w:rPr>
                 <w:sz w:val="16"/>
               </w:rPr>
-              <w:t>Choose amount/form/funding/proration and ensure withdrawal does not unfairly forfeit earned payment.</w:t>
+              <w:t>The selected rule is simple, fair, and avoids pressure to continue.</w:t>
             </w:r>
           </w:p>
         </w:tc>
@@ -5392,7 +5412,7 @@
               <w:rPr>
                 <w:sz w:val="16"/>
               </w:rPr>
-              <w:t>Raw NASA-TLX, study-created checks, comparison questions, adapted symptoms; battery not frozen.</w:t>
+              <w:t>Raw NASA-TLX, nine fixed ratings, two gaze-block items, comparison questions, and full pre/post SSQ.</w:t>
             </w:r>
           </w:p>
         </w:tc>
@@ -5415,7 +5435,7 @@
               <w:rPr>
                 <w:sz w:val="16"/>
               </w:rPr>
-              <w:t>A smaller hypothesis-linked battery is stronger and easier to defend.</w:t>
+              <w:t>The selected battery is hypothesis-linked; SUS and UEQ are omitted.</w:t>
             </w:r>
           </w:p>
         </w:tc>
@@ -5489,7 +5509,7 @@
               <w:rPr>
                 <w:sz w:val="16"/>
               </w:rPr>
-              <w:t>Detailed device→workstation→provider→UCF storage flow with deletion log; exact storage/retention open.</w:t>
+              <w:t>Restricted UCF OneDrive/SharePoint; voice artifacts deleted within 24 hours, linkage/contact key after 30 days, coded research and regulatory records after five years.</w:t>
             </w:r>
           </w:p>
         </w:tc>
@@ -5512,7 +5532,7 @@
               <w:rPr>
                 <w:sz w:val="16"/>
               </w:rPr>
-              <w:t>Current data map is better, but vendor facts must be verified and approved.</w:t>
+              <w:t>Institutional configuration and access roles still require confirmation.</w:t>
             </w:r>
           </w:p>
         </w:tc>
@@ -5642,7 +5662,7 @@
           <w:b w:val="0"/>
           <w:i w:val="0"/>
         </w:rPr>
-        <w:t>The supplied folder functions like a questionnaire library rather than a justified final battery. Importing every instrument would create construct overlap, mismatched task language, scoring ambiguity, and substantial participant burden. The current packet is closer to the right approach, but its post-block battery is still heavy: six NASA-TLX ratings plus fourteen study-created ratings after each of four blocks equals 80 repeated ratings before technical checks and end-of-session questions.</w:t>
+        <w:t>The supplied folder functions like a questionnaire library rather than a justified final battery. Importing every instrument would create construct overlap, mismatched task language, scoring ambiguity, and substantial participant burden. The decision-frozen packet uses six Raw NASA-TLX ratings plus nine fixed study-created ratings after each block, with two additional mechanism items only after gaze-contingent blocks.</w:t>
       </w:r>
     </w:p>
     <w:p>
@@ -5800,7 +5820,7 @@
               <w:rPr>
                 <w:sz w:val="17"/>
               </w:rPr>
-              <w:t>Minimal demographics and prior XR/eye-tracking/voice-AI experience; one baseline symptom measure.</w:t>
+              <w:t>Minimal demographics and prior XR/eye-tracking/voice-AI experience; full 16-item baseline SSQ.</w:t>
             </w:r>
           </w:p>
         </w:tc>
@@ -5823,7 +5843,7 @@
               <w:rPr>
                 <w:sz w:val="17"/>
               </w:rPr>
-              <w:t>Eligibility/covariates and pre/post symptom comparison.</w:t>
+              <w:t>Eligibility/covariates and canonical pre/post symptom comparison.</w:t>
             </w:r>
           </w:p>
         </w:tc>
@@ -5897,7 +5917,7 @@
               <w:rPr>
                 <w:sz w:val="17"/>
               </w:rPr>
-              <w:t>Raw NASA-TLX plus a reduced pre-specified set of assistance/voice manipulation and mechanism checks.</w:t>
+              <w:t>Raw NASA-TLX plus nine fixed assistance/voice ratings; add two guidance-mechanism items after gaze-contingent blocks.</w:t>
             </w:r>
           </w:p>
         </w:tc>
@@ -5920,7 +5940,7 @@
               <w:rPr>
                 <w:sz w:val="17"/>
               </w:rPr>
-              <w:t>Within-participant workload and manipulation verification.</w:t>
+              <w:t>Within-participant workload, manipulation checks, and mechanism evidence.</w:t>
             </w:r>
           </w:p>
         </w:tc>
@@ -5943,7 +5963,7 @@
               <w:rPr>
                 <w:sz w:val="17"/>
               </w:rPr>
-              <w:t>Keep only items tied to gaze responsiveness, helpfulness, distraction, voice similarity/familiarity, trust, comfort/uncanniness, and reliance. Decide whether all are needed after every block.</w:t>
+              <w:t>Treat study-created items individually unless a scoring model is preregistered and justified.</w:t>
             </w:r>
           </w:p>
         </w:tc>
@@ -5994,7 +6014,7 @@
               <w:rPr>
                 <w:sz w:val="17"/>
               </w:rPr>
-              <w:t>One system-level usability measure if usability is an outcome—SUS is the clearest source-folder candidate.</w:t>
+              <w:t>Forced-choice comparisons and concise open questions; no SUS or UEQ.</w:t>
             </w:r>
           </w:p>
         </w:tc>
@@ -6017,7 +6037,7 @@
               <w:rPr>
                 <w:sz w:val="17"/>
               </w:rPr>
-              <w:t>Overall system usability.</w:t>
+              <w:t>Comparative preference and qualitative explanation.</w:t>
             </w:r>
           </w:p>
         </w:tc>
@@ -6040,7 +6060,7 @@
               <w:rPr>
                 <w:sz w:val="17"/>
               </w:rPr>
-              <w:t>Administer once. Do not add both SUS and UEQ unless each has a distinct analysis role.</w:t>
+              <w:t>Overall usability is not a focal construct.</w:t>
             </w:r>
           </w:p>
         </w:tc>
@@ -6162,7 +6182,7 @@
           <w:b w:val="0"/>
           <w:i w:val="0"/>
         </w:rPr>
-        <w:t>If the 16-item Simulator Sickness Questionnaire is used, preserve the validated items, anchors, scoring, and timing, and call it SSQ. If the seven-item form is used, call it an adapted symptom check and do not report canonical SSQ subscale or total scores.</w:t>
+        <w:t>Use the complete 16-item Simulator Sickness Questionnaire before and after exposure, preserve the validated items and 0–3 anchors, and compute canonical nausea, oculomotor, disorientation, and total scores.</w:t>
       </w:r>
     </w:p>
     <w:p>
@@ -6188,7 +6208,7 @@
           <w:b w:val="0"/>
           <w:i w:val="0"/>
         </w:rPr>
-        <w:t>Do not compute one overall score from the fourteen study-created post-block items unless a psychometric rationale and scoring plan are established. Treat them as individual manipulation/mechanism items or define theory-based subgroups before analysis.</w:t>
+        <w:t>Do not compute one overall score from the eleven study-created post-block items unless a psychometric rationale and scoring plan are established. Treat them as individual manipulation/mechanism items or define theory-based subgroups before analysis.</w:t>
       </w:r>
     </w:p>
     <w:p>
@@ -6201,7 +6221,7 @@
           <w:b w:val="0"/>
           <w:i w:val="0"/>
         </w:rPr>
-        <w:t>If SUS is selected, use its standard ten items and scoring exactly once after the overall system experience. Keep the participant-visible version in the IRB packet.</w:t>
+        <w:t>Do not administer SUS or UEQ because overall usability is not a focal construct; a later protocol modification would be required to add them.</w:t>
       </w:r>
     </w:p>
     <w:p>
@@ -6299,7 +6319,7 @@
           <w:b w:val="0"/>
           <w:i w:val="0"/>
         </w:rPr>
-        <w:t>Confirm that the work is human-subjects research and obtain UCF review before starting. Human participant recruitment, consent, voice recording, provider upload, or pilot data collection must not begin first.</w:t>
+        <w:t>Confirm that the work is human-subjects research and obtain UCF review before starting. Human participant recruitment, consent, voice recording/conversion, or pilot data collection must not begin first.</w:t>
       </w:r>
     </w:p>
     <w:p>
@@ -6421,7 +6441,7 @@
           <w:b w:val="0"/>
           <w:i w:val="0"/>
         </w:rPr>
-        <w:t>Submit every recruitment version and channel: email subject/body, flyer, SONA/research-portal listing, social post, phone/verbal scripts, scheduling messages, and any referral wording actually used.</w:t>
+        <w:t>Submit every recruitment version and channel actually used: UCF email subject/body, physical/digital flyer, approved social-media post, verbal referral wording, and any scheduling message that contains study information. SONA/course credit is not proposed.</w:t>
       </w:r>
     </w:p>
     <w:p>
@@ -6655,7 +6675,7 @@
               <w:rPr>
                 <w:sz w:val="17"/>
               </w:rPr>
-              <w:t>Voice cloning</w:t>
+              <w:t>Voice conversion</w:t>
             </w:r>
           </w:p>
         </w:tc>
@@ -6678,7 +6698,7 @@
               <w:rPr>
                 <w:sz w:val="17"/>
               </w:rPr>
-              <w:t>Explicit authorization; approved provider; account ownership; model-improvement setting; fixed prompt restriction; provider/model/version; private/no-library setting; personnel access; credential handling; deletion tests and residual-retention limits.</w:t>
+              <w:t>Explicit authorization; pinned OpenVoice V2 release/commit; fixed-prompt restriction; offline encrypted workstation; personnel access; deletion tests; no external service or cloud fallback.</w:t>
             </w:r>
           </w:p>
         </w:tc>
@@ -6729,7 +6749,7 @@
               <w:rPr>
                 <w:sz w:val="17"/>
               </w:rPr>
-              <w:t>Data-flow diagram; approved UCF storage; device/workstation/provider locations; encryption; role-based access; identity-key separation; filenames/aliases; transfer verification; retention; destruction; data-sharing boundaries.</w:t>
+              <w:t>Data-flow diagram; approved UCF storage; headset/workstation/repository locations; encryption; role-based access; identity-key separation; filenames/aliases; transfer verification; retention; destruction; data-sharing boundaries.</w:t>
             </w:r>
           </w:p>
         </w:tc>
@@ -6780,7 +6800,7 @@
               <w:rPr>
                 <w:sz w:val="17"/>
               </w:rPr>
-              <w:t>Purpose, procedures, duration, risks, no guaranteed benefit, alternatives, compensation/proration, withdrawal/deletion limits, third-party access, contacts, injury/cost language if required, and copy delivery.</w:t>
+              <w:t>Purpose, procedures, duration, risks, no guaranteed benefit, alternatives, full-payment rule, withdrawal/deletion limits, local voice-processing disclosure, contacts, injury/cost language if required, and copy delivery.</w:t>
             </w:r>
           </w:p>
         </w:tc>
@@ -6957,7 +6977,7 @@
           <w:b w:val="0"/>
           <w:i w:val="0"/>
         </w:rPr>
-        <w:t xml:space="preserve">   Upload consent, recruitment, screening, questionnaires/instruments, scripts, post-participation materials, letters/supporting records, and any requested vendor/security attachments under Local Site Documents in the correct categories.</w:t>
+        <w:t xml:space="preserve">   Upload consent, recruitment, screening, questionnaires/instruments, scripts, post-participation materials, letters/supporting records, and any requested local-software/security attachments under Local Site Documents in the correct categories.</w:t>
       </w:r>
     </w:p>
     <w:p>
@@ -7042,7 +7062,7 @@
           <w:b w:val="0"/>
           <w:i w:val="0"/>
         </w:rPr>
-        <w:t>Use only the approved versions, approved staff, approved sites, approved devices/build, approved provider/model/account, and approved data path.</w:t>
+        <w:t>Use only the approved versions, approved staff, approved sites, approved devices/build, approved OpenVoice release/commit, and approved local data path.</w:t>
       </w:r>
     </w:p>
     <w:p>
@@ -7055,7 +7075,7 @@
           <w:b w:val="0"/>
           <w:i w:val="0"/>
         </w:rPr>
-        <w:t>Submit a Modification before changing the provider/model, voice script, telemetry, eligibility, compensation, recruitment, trial schedule, condition logic, questionnaires, sites, or study team—except a change necessary to eliminate an immediate hazard, which must be reported promptly.</w:t>
+        <w:t>Submit a Modification before changing the voice model/release or adding an external provider, or before changing the voice script, telemetry, eligibility, compensation, recruitment, trial schedule, condition logic, questionnaires, sites, or study team—except a change necessary to eliminate an immediate hazard, which must be reported promptly.</w:t>
       </w:r>
     </w:p>
     <w:p>
@@ -7275,7 +7295,7 @@
               <w:rPr>
                 <w:sz w:val="16"/>
               </w:rPr>
-              <w:t>Protocol draft is detailed and paper-aligned.</w:t>
+              <w:t>Protocol draft is detailed, paper-aligned, and decision-frozen.</w:t>
             </w:r>
           </w:p>
         </w:tc>
@@ -7298,7 +7318,7 @@
               <w:rPr>
                 <w:sz w:val="16"/>
               </w:rPr>
-              <w:t>Move content into the current Huron HRP-503 if template version changes; resolve 36 open-decision markers; remove draft/instruction text.</w:t>
+              <w:t>Move content into the current Huron HRP-503 if template version changes; complete administrative/institutional fields and remove draft instructions.</w:t>
             </w:r>
           </w:p>
         </w:tc>
@@ -7372,7 +7392,7 @@
               <w:rPr>
                 <w:sz w:val="16"/>
               </w:rPr>
-              <w:t>Consent draft explains gaze, synthetic voice, provider and withdrawal limits.</w:t>
+              <w:t>Consent explains gaze, offline synthetic voice, full-payment rule, retention, and withdrawal limits.</w:t>
             </w:r>
           </w:p>
         </w:tc>
@@ -7395,7 +7415,7 @@
               <w:rPr>
                 <w:sz w:val="16"/>
               </w:rPr>
-              <w:t>Resolve 17 open-decision markers; finalize signatures, contacts, duration, payment, storage, retention and injury language.</w:t>
+              <w:t>Finalize signatures, official contacts, room, dates, and UCF-required injury/cost language.</w:t>
             </w:r>
           </w:p>
         </w:tc>
@@ -7423,7 +7443,7 @@
               <w:rPr>
                 <w:sz w:val="16"/>
               </w:rPr>
-              <w:t>PI/faculty advisor</w:t>
+              <w:t>PI/student roles</w:t>
             </w:r>
           </w:p>
         </w:tc>
@@ -7446,7 +7466,7 @@
               <w:rPr>
                 <w:sz w:val="16"/>
               </w:rPr>
-              <w:t>Missing</w:t>
+              <w:t>Proposed</w:t>
             </w:r>
           </w:p>
         </w:tc>
@@ -7469,7 +7489,7 @@
               <w:rPr>
                 <w:sz w:val="16"/>
               </w:rPr>
-              <w:t>Placeholders remain.</w:t>
+              <w:t>Dr. Roshan Venkatakrishnan is proposed as PI of record; Pedro Poveda is the student investigator.</w:t>
             </w:r>
           </w:p>
         </w:tc>
@@ -7492,7 +7512,7 @@
               <w:rPr>
                 <w:sz w:val="16"/>
               </w:rPr>
-              <w:t>Name eligible PI, department/contact, advisor; obtain Huron and HRP-251/ancillary sign-off as applicable.</w:t>
+              <w:t>Confirm PI eligibility, department and official contacts; obtain Huron and HRP-251/ancillary sign-off as applicable.</w:t>
             </w:r>
           </w:p>
         </w:tc>
@@ -7737,7 +7757,7 @@
               <w:rPr>
                 <w:sz w:val="16"/>
               </w:rPr>
-              <w:t>Draft present</w:t>
+              <w:t>Decision-frozen</w:t>
             </w:r>
           </w:p>
         </w:tc>
@@ -7760,7 +7780,7 @@
               <w:rPr>
                 <w:sz w:val="16"/>
               </w:rPr>
-              <w:t>Email, flyer/portal and verbal script included.</w:t>
+              <w:t>UCF email, flyers, approved social media, and word of mouth; no SONA/course credit.</w:t>
             </w:r>
           </w:p>
         </w:tc>
@@ -7783,7 +7803,7 @@
               <w:rPr>
                 <w:sz w:val="16"/>
               </w:rPr>
-              <w:t>Finalize contacts, channel, link, duration, location, payment; ensure all real versions are uploaded.</w:t>
+              <w:t>Finalize contacts, link, dates and lab room; upload every version actually used.</w:t>
             </w:r>
           </w:p>
         </w:tc>
@@ -7834,7 +7854,7 @@
               <w:rPr>
                 <w:sz w:val="16"/>
               </w:rPr>
-              <w:t>Draft present</w:t>
+              <w:t>Decision-frozen</w:t>
             </w:r>
           </w:p>
         </w:tc>
@@ -7857,7 +7877,7 @@
               <w:rPr>
                 <w:sz w:val="16"/>
               </w:rPr>
-              <w:t>Covers headset, vision, hearing, color, voice and symptoms.</w:t>
+              <w:t>Adult/English criteria, full baseline SSQ, calibration, practice, symptom and stopping rules are defined.</w:t>
             </w:r>
           </w:p>
         </w:tc>
@@ -7880,7 +7900,7 @@
               <w:rPr>
                 <w:sz w:val="16"/>
               </w:rPr>
-              <w:t>Freeze scientifically justified rules, symptom thresholds, calibration retries and record retention; avoid unnecessary medical detail.</w:t>
+              <w:t>Obtain PI/UCF confirmation and validate formative gaze thresholds on the Focus Vision before enrollment.</w:t>
             </w:r>
           </w:p>
         </w:tc>
@@ -7931,7 +7951,7 @@
               <w:rPr>
                 <w:sz w:val="16"/>
               </w:rPr>
-              <w:t>Not final</w:t>
+              <w:t>Decision-frozen</w:t>
             </w:r>
           </w:p>
         </w:tc>
@@ -7954,7 +7974,7 @@
               <w:rPr>
                 <w:sz w:val="16"/>
               </w:rPr>
-              <w:t>NASA-TLX, custom checks, symptom check and comparison questions present.</w:t>
+              <w:t>Raw NASA-TLX, nine fixed ratings, two gaze-block mechanism items, full pre/post SSQ, and comparisons.</w:t>
             </w:r>
           </w:p>
         </w:tc>
@@ -7977,7 +7997,7 @@
               <w:rPr>
                 <w:sz w:val="16"/>
               </w:rPr>
-              <w:t>Choose full SSQ vs adapted check; decide SUS; reduce repeated burden; freeze scoring/timing/optional status.</w:t>
+              <w:t>Verify canonical SSQ scoring in the analysis code; do not administer SUS or UEQ.</w:t>
             </w:r>
           </w:p>
         </w:tc>
@@ -8028,7 +8048,7 @@
               <w:rPr>
                 <w:sz w:val="16"/>
               </w:rPr>
-              <w:t>Draft present</w:t>
+              <w:t>Decision-frozen</w:t>
             </w:r>
           </w:p>
         </w:tc>
@@ -8051,7 +8071,7 @@
               <w:rPr>
                 <w:sz w:val="16"/>
               </w:rPr>
-              <w:t>Neutral 1–2 minute script and staff workflow included.</w:t>
+              <w:t>Neutral 1–2 minute script, at most two takes, one regeneration, fixed prompts, and no identifiers.</w:t>
             </w:r>
           </w:p>
         </w:tc>
@@ -8074,7 +8094,7 @@
               <w:rPr>
                 <w:sz w:val="16"/>
               </w:rPr>
-              <w:t>Approve exact script, microphone/settings, retry limit, fixed prompt manifest and no-identifier handling.</w:t>
+              <w:t>Approve microphone/settings and fixed prompt manifest; verify local workflow with developer speech only.</w:t>
             </w:r>
           </w:p>
         </w:tc>
@@ -8102,7 +8122,7 @@
               <w:rPr>
                 <w:sz w:val="16"/>
               </w:rPr>
-              <w:t>Voice vendor</w:t>
+              <w:t>Voice processing</w:t>
             </w:r>
           </w:p>
         </w:tc>
@@ -8125,7 +8145,7 @@
               <w:rPr>
                 <w:sz w:val="16"/>
               </w:rPr>
-              <w:t>Blocking</w:t>
+              <w:t>Approval pending</w:t>
             </w:r>
           </w:p>
         </w:tc>
@@ -8148,7 +8168,7 @@
               <w:rPr>
                 <w:sz w:val="16"/>
               </w:rPr>
-              <w:t>ElevenLabs IVC is proposed, not approved.</w:t>
+              <w:t>OpenVoice V2 is selected for offline use on a UCF-managed encrypted workstation; no cloud fallback.</w:t>
             </w:r>
           </w:p>
         </w:tc>
@@ -8171,7 +8191,7 @@
               <w:rPr>
                 <w:sz w:val="16"/>
               </w:rPr>
-              <w:t>Complete UCF privacy/security/procurement review; verify opt-out, access, region, retention, deletion, contract/DPA and fallback path.</w:t>
+              <w:t>Pin and document the approved commit/release; complete UCF privacy/security review and verify 24-hour deletion.</w:t>
             </w:r>
           </w:p>
         </w:tc>
@@ -8222,7 +8242,7 @@
               <w:rPr>
                 <w:sz w:val="16"/>
               </w:rPr>
-              <w:t>Detailed but open</w:t>
+              <w:t>Decision-frozen; confirmation pending</w:t>
             </w:r>
           </w:p>
         </w:tc>
@@ -8245,7 +8265,7 @@
               <w:rPr>
                 <w:sz w:val="16"/>
               </w:rPr>
-              <w:t>Flow and deletion log are described.</w:t>
+              <w:t>Restricted UCF OneDrive/SharePoint, 24-hour voice deletion, 30-day linkage-key deletion, five-year coded/regulatory retention.</w:t>
             </w:r>
           </w:p>
         </w:tc>
@@ -8268,7 +8288,7 @@
               <w:rPr>
                 <w:sz w:val="16"/>
               </w:rPr>
-              <w:t>Name approved UCF repository, roles, retention periods, linkage-key location, device protections, backup policy and sharing plan.</w:t>
+              <w:t>Confirm the institutional repository configuration, access roles, backup behavior, and destruction records.</w:t>
             </w:r>
           </w:p>
         </w:tc>
@@ -8319,7 +8339,7 @@
               <w:rPr>
                 <w:sz w:val="16"/>
               </w:rPr>
-              <w:t>Open</w:t>
+              <w:t>Decision-frozen</w:t>
             </w:r>
           </w:p>
         </w:tc>
@@ -8342,7 +8362,7 @@
               <w:rPr>
                 <w:sz w:val="16"/>
               </w:rPr>
-              <w:t>48 complete datasets proposed.</w:t>
+              <w:t>Enroll up to 60 to obtain 48 complete datasets, 12 per Williams sequence; paired sensitivity is documented.</w:t>
             </w:r>
           </w:p>
         </w:tc>
@@ -8365,7 +8385,7 @@
               <w:rPr>
                 <w:sz w:val="16"/>
               </w:rPr>
-              <w:t>Run simulation-based sensitivity/power analysis and set enrolled maximum including screening, withdrawal and technical attrition.</w:t>
+              <w:t>Complete simulation-based operating-characteristic checks before preregistration/enrollment.</w:t>
             </w:r>
           </w:p>
         </w:tc>
@@ -8416,7 +8436,7 @@
               <w:rPr>
                 <w:sz w:val="16"/>
               </w:rPr>
-              <w:t>Open</w:t>
+              <w:t>Decision-frozen</w:t>
             </w:r>
           </w:p>
         </w:tc>
@@ -8439,7 +8459,7 @@
               <w:rPr>
                 <w:sz w:val="16"/>
               </w:rPr>
-              <w:t>No final amount/form/proration.</w:t>
+              <w:t>Full $15 gift card after consent and screening begin, regardless of withdrawal, ineligibility, or study-side stop.</w:t>
             </w:r>
           </w:p>
         </w:tc>
@@ -8462,7 +8482,7 @@
               <w:rPr>
                 <w:sz w:val="16"/>
               </w:rPr>
-              <w:t>Set amount, form, funding, payment record, withdrawal/safety-stop proration and recruitment wording.</w:t>
+              <w:t>Confirm funding source, approved gift-card process, payment record, and recruitment wording.</w:t>
             </w:r>
           </w:p>
         </w:tc>
@@ -8862,7 +8882,7 @@
         <w:keepNext/>
       </w:pPr>
       <w:r>
-        <w:t>8. Open-decision register</w:t>
+        <w:t>8. Decision and administrative register</w:t>
       </w:r>
     </w:p>
     <w:tbl>
@@ -9011,7 +9031,7 @@
               <w:rPr>
                 <w:sz w:val="16"/>
               </w:rPr>
-              <w:t>Governance</w:t>
+              <w:t>Governance — administrative</w:t>
             </w:r>
           </w:p>
         </w:tc>
@@ -9034,7 +9054,7 @@
               <w:rPr>
                 <w:sz w:val="16"/>
               </w:rPr>
-              <w:t>PI of record, faculty advisor, department, contacts, funding/conflicts, study dates, lab/room, ancillary reviews.</w:t>
+              <w:t>Confirm Dr. Roshan Venkatakrishnan as PI of record; add department, official contacts, funding/conflicts, dates, lab room, and ancillary reviews.</w:t>
             </w:r>
           </w:p>
         </w:tc>
@@ -9057,7 +9077,7 @@
               <w:rPr>
                 <w:sz w:val="16"/>
               </w:rPr>
-              <w:t>PI + advisor before Huron submission</w:t>
+              <w:t>PI + student before Huron submission</w:t>
             </w:r>
           </w:p>
         </w:tc>
@@ -9108,7 +9128,7 @@
               <w:rPr>
                 <w:sz w:val="16"/>
               </w:rPr>
-              <w:t>Review path</w:t>
+              <w:t>Review path — institutional</w:t>
             </w:r>
           </w:p>
         </w:tc>
@@ -9131,7 +9151,7 @@
               <w:rPr>
                 <w:sz w:val="16"/>
               </w:rPr>
-              <w:t>UCF determination of expedited/full-board/other level and whether HRP-509 is required.</w:t>
+              <w:t>UCF determines review level, required forms, reportability language, PI eligibility, and whether HRP-509 is needed.</w:t>
             </w:r>
           </w:p>
         </w:tc>
@@ -9205,7 +9225,7 @@
               <w:rPr>
                 <w:sz w:val="16"/>
               </w:rPr>
-              <w:t>Voice technology</w:t>
+              <w:t>Voice technology — decided</w:t>
             </w:r>
           </w:p>
         </w:tc>
@@ -9228,7 +9248,7 @@
               <w:rPr>
                 <w:sz w:val="16"/>
               </w:rPr>
-              <w:t>Approved provider or lower-risk on-device/institution-hosted alternative; account ownership; contract/security/privacy review.</w:t>
+              <w:t>OpenVoice V2 offline on a UCF-managed encrypted workstation; fixed prompts; no external provider/cloud fallback.</w:t>
             </w:r>
           </w:p>
         </w:tc>
@@ -9251,7 +9271,7 @@
               <w:rPr>
                 <w:sz w:val="16"/>
               </w:rPr>
-              <w:t>PI + UCF privacy/security/procurement</w:t>
+              <w:t>Pin release + obtain UCF security/privacy approval</w:t>
             </w:r>
           </w:p>
         </w:tc>
@@ -9302,7 +9322,7 @@
               <w:rPr>
                 <w:sz w:val="16"/>
               </w:rPr>
-              <w:t>Voice retention</w:t>
+              <w:t>Voice retention — decided</w:t>
             </w:r>
           </w:p>
         </w:tc>
@@ -9325,7 +9345,7 @@
               <w:rPr>
                 <w:sz w:val="16"/>
               </w:rPr>
-              <w:t>When local recording, provider sample/clone/history and headset clips are deleted; residual backup/log limits; failed-deletion response.</w:t>
+              <w:t>Delete source, converted voice, intermediate files, and headset copies within 24 hours; document success or pause on failure.</w:t>
             </w:r>
           </w:p>
         </w:tc>
@@ -9348,7 +9368,7 @@
               <w:rPr>
                 <w:sz w:val="16"/>
               </w:rPr>
-              <w:t>Vendor evidence + UCF approval</w:t>
+              <w:t>Research team; institutional confirmation</w:t>
             </w:r>
           </w:p>
         </w:tc>
@@ -9399,7 +9419,7 @@
               <w:rPr>
                 <w:sz w:val="16"/>
               </w:rPr>
-              <w:t>Data storage</w:t>
+              <w:t>Data storage — decided</w:t>
             </w:r>
           </w:p>
         </w:tc>
@@ -9422,7 +9442,7 @@
               <w:rPr>
                 <w:sz w:val="16"/>
               </w:rPr>
-              <w:t>Named UCF repository, access roles, identity-key location, retention/destruction and public-sharing boundary.</w:t>
+              <w:t>Restricted UCF OneDrive/SharePoint; linkage/contact key deleted after 30 days; coded research/regulatory data after five years.</w:t>
             </w:r>
           </w:p>
         </w:tc>
@@ -9445,7 +9465,7 @@
               <w:rPr>
                 <w:sz w:val="16"/>
               </w:rPr>
-              <w:t>PI + research IT/IRB</w:t>
+              <w:t>PI + research IT/IRB confirmation</w:t>
             </w:r>
           </w:p>
         </w:tc>
@@ -9496,7 +9516,7 @@
               <w:rPr>
                 <w:sz w:val="16"/>
               </w:rPr>
-              <w:t>Consent</w:t>
+              <w:t>Consent — decided</w:t>
             </w:r>
           </w:p>
         </w:tc>
@@ -9519,7 +9539,7 @@
               <w:rPr>
                 <w:sz w:val="16"/>
               </w:rPr>
-              <w:t>Paper vs approved electronic signature; separate voice authorization; injury/cost language; precise withdrawal/deletion limits.</w:t>
+              <w:t>Signed paper consent and separate voice authorization; precise withdrawal/deletion limits; UCF supplies final injury/cost language.</w:t>
             </w:r>
           </w:p>
         </w:tc>
@@ -9593,7 +9613,7 @@
               <w:rPr>
                 <w:sz w:val="16"/>
               </w:rPr>
-              <w:t>Session logistics</w:t>
+              <w:t>Session/payment — decided</w:t>
             </w:r>
           </w:p>
         </w:tc>
@@ -9616,7 +9636,7 @@
               <w:rPr>
                 <w:sz w:val="16"/>
               </w:rPr>
-              <w:t>Final duration, room, compensation/proration, parking/costs, break schedule and maximum session length.</w:t>
+              <w:t>Up to 75 minutes; 2-minute inter-block breaks; full $15 after screening begins; room and funding administration remain.</w:t>
             </w:r>
           </w:p>
         </w:tc>
@@ -9639,7 +9659,7 @@
               <w:rPr>
                 <w:sz w:val="16"/>
               </w:rPr>
-              <w:t>PI + funding/lab</w:t>
+              <w:t>PI + lab/funding</w:t>
             </w:r>
           </w:p>
         </w:tc>
@@ -9690,7 +9710,7 @@
               <w:rPr>
                 <w:sz w:val="16"/>
               </w:rPr>
-              <w:t>Enrollment</w:t>
+              <w:t>Enrollment — decided</w:t>
             </w:r>
           </w:p>
         </w:tc>
@@ -9713,7 +9733,7 @@
               <w:rPr>
                 <w:sz w:val="16"/>
               </w:rPr>
-              <w:t>Power/sensitivity analysis, 48-complete justification, enrolled maximum and attrition assumptions.</w:t>
+              <w:t>Up to 60 enrolled for 48 complete datasets, 12 per Williams sequence; simulation remains a preregistration gate.</w:t>
             </w:r>
           </w:p>
         </w:tc>
@@ -9787,7 +9807,7 @@
               <w:rPr>
                 <w:sz w:val="16"/>
               </w:rPr>
-              <w:t>Safety rules</w:t>
+              <w:t>Safety/calibration — decided</w:t>
             </w:r>
           </w:p>
         </w:tc>
@@ -9810,7 +9830,7 @@
               <w:rPr>
                 <w:sz w:val="16"/>
               </w:rPr>
-              <w:t>Pre-session symptom threshold, seizure/visual criteria, calibration retries, seated-rotation limit, post-symptom release rule.</w:t>
+              <w:t>Full SSQ pre/post; brief block checks; 8-of-9 validation, 3° median/6° P90, two retries, 45-second trial timeout, defined stop rules.</w:t>
             </w:r>
           </w:p>
         </w:tc>
@@ -9833,7 +9853,7 @@
               <w:rPr>
                 <w:sz w:val="16"/>
               </w:rPr>
-              <w:t>PI + IRB; headset pilot with developers only</w:t>
+              <w:t>Validate with developer-only data; PI/UCF confirmation</w:t>
             </w:r>
           </w:p>
         </w:tc>
@@ -9884,7 +9904,7 @@
               <w:rPr>
                 <w:sz w:val="16"/>
               </w:rPr>
-              <w:t>Questionnaires</w:t>
+              <w:t>Questionnaires — decided</w:t>
             </w:r>
           </w:p>
         </w:tc>
@@ -9907,7 +9927,7 @@
               <w:rPr>
                 <w:sz w:val="16"/>
               </w:rPr>
-              <w:t>NASA-TLX implementation, full SSQ vs adapted check, SUS yes/no, final repeated items, scoring and timing.</w:t>
+              <w:t>Raw NASA-TLX; nine fixed ratings; two gaze-block mechanism items; full SSQ; no SUS/UEQ.</w:t>
             </w:r>
           </w:p>
         </w:tc>
@@ -9930,7 +9950,7 @@
               <w:rPr>
                 <w:sz w:val="16"/>
               </w:rPr>
-              <w:t>Research team before submission</w:t>
+              <w:t>Freeze exact electronic/paper forms before submission</w:t>
             </w:r>
           </w:p>
         </w:tc>
@@ -9981,7 +10001,7 @@
               <w:rPr>
                 <w:sz w:val="16"/>
               </w:rPr>
-              <w:t>Analysis/data quality</w:t>
+              <w:t>Analysis/data quality — decided</w:t>
             </w:r>
           </w:p>
         </w:tc>
@@ -10004,7 +10024,7 @@
               <w:rPr>
                 <w:sz w:val="16"/>
               </w:rPr>
-              <w:t>Tracking-validity threshold, minimum valid trials, outliers, missing data, objective exclusions and blinded pilot diagnostics.</w:t>
+              <w:t>Right-censored time-to-event primary model; Holm family; &gt;=12 trials/cell and &gt;=70% valid gaze; no performance-outlier exclusion.</w:t>
             </w:r>
           </w:p>
         </w:tc>
@@ -10027,7 +10047,7 @@
               <w:rPr>
                 <w:sz w:val="16"/>
               </w:rPr>
-              <w:t>Research team before confirmatory analysis</w:t>
+              <w:t>Simulation and code verification before preregistration</w:t>
             </w:r>
           </w:p>
         </w:tc>
@@ -10078,7 +10098,7 @@
               <w:rPr>
                 <w:sz w:val="16"/>
               </w:rPr>
-              <w:t>Runtime</w:t>
+              <w:t>Runtime — implementation gate</w:t>
             </w:r>
           </w:p>
         </w:tc>
@@ -10101,7 +10121,7 @@
               <w:rPr>
                 <w:sz w:val="16"/>
               </w:rPr>
-              <w:t>Implementation of approved 360-degree study, condition logic, matched opportunities, voice playback, calibration and audit events.</w:t>
+              <w:t>Implement the approved 360-degree study, matched condition opportunities, local voice playback, calibration, and audit events.</w:t>
             </w:r>
           </w:p>
         </w:tc>
@@ -10294,7 +10314,7 @@
               <w:rPr>
                 <w:sz w:val="18"/>
               </w:rPr>
-              <w:t>Email subject/body; flyer; SONA/portal text; social copy if used; referral/phone script; scheduling/reminder messages if they contain study information.</w:t>
+              <w:t>UCF email subject/body; physical/digital flyer; approved social-media copy; verbal referral script; scheduling/reminder messages if they contain study information.</w:t>
             </w:r>
           </w:p>
         </w:tc>
@@ -10447,7 +10467,7 @@
               <w:rPr>
                 <w:sz w:val="18"/>
               </w:rPr>
-              <w:t>Participant voice-recording script; fixed generated prompt/hint library; authorization wording; provider/data-flow summary; retention/deletion procedure.</w:t>
+              <w:t>Participant voice-recording script; fixed generated prompt/hint library; authorization wording; OpenVoice V2 release/commit and local data-flow summary; retention/deletion procedure.</w:t>
             </w:r>
           </w:p>
         </w:tc>
@@ -10600,7 +10620,7 @@
               <w:rPr>
                 <w:sz w:val="18"/>
               </w:rPr>
-              <w:t>Power/sensitivity summary; data-flow diagram; vendor privacy/security/deletion evidence; ancillary approvals/letters; PI/faculty-advisor review; training records retained as required.</w:t>
+              <w:t>Power/sensitivity and simulation summary; data-flow diagram; OpenVoice release/commit and local deletion evidence; ancillary approvals/letters; PI/student review; training records retained as required.</w:t>
             </w:r>
           </w:p>
         </w:tc>
@@ -10779,80 +10799,6 @@
           <w:t>Federal Policy for the Protection of Human Subjects, 45 CFR 46</w:t>
         </w:r>
       </w:hyperlink>
-    </w:p>
-    <w:p>
-      <w:pPr>
-        <w:pStyle w:val="Heading2"/>
-        <w:keepNext/>
-      </w:pPr>
-      <w:r>
-        <w:t>Project records consulted</w:t>
-      </w:r>
-    </w:p>
-    <w:p>
-      <w:pPr>
-        <w:pStyle w:val="ListBullet"/>
-        <w:keepLines/>
-      </w:pPr>
-      <w:r>
-        <w:rPr>
-          <w:b w:val="0"/>
-          <w:i w:val="0"/>
-        </w:rPr>
-        <w:t>docs/irb/source/protocol.md and submission/HRP-503_Gaze_Contingency_Protocol_DRAFT.docx</w:t>
-      </w:r>
-    </w:p>
-    <w:p>
-      <w:pPr>
-        <w:pStyle w:val="ListBullet"/>
-        <w:keepLines/>
-      </w:pPr>
-      <w:r>
-        <w:rPr>
-          <w:b w:val="0"/>
-          <w:i w:val="0"/>
-        </w:rPr>
-        <w:t>docs/irb/source/consent.md and submission/HRP-502_Gaze_Contingency_Adult_Consent_DRAFT.docx</w:t>
-      </w:r>
-    </w:p>
-    <w:p>
-      <w:pPr>
-        <w:pStyle w:val="ListBullet"/>
-        <w:keepLines/>
-      </w:pPr>
-      <w:r>
-        <w:rPr>
-          <w:b w:val="0"/>
-          <w:i w:val="0"/>
-        </w:rPr>
-        <w:t>docs/irb/source/recruitment.md, screening.md, questionnaires.md, voice-script.md, session-record.md, and post-participation.md</w:t>
-      </w:r>
-    </w:p>
-    <w:p>
-      <w:pPr>
-        <w:pStyle w:val="ListBullet"/>
-        <w:keepLines/>
-      </w:pPr>
-      <w:r>
-        <w:rPr>
-          <w:b w:val="0"/>
-          <w:i w:val="0"/>
-        </w:rPr>
-        <w:t>docs/irb/irb-readiness-brief.md and docs/irb/README.md</w:t>
-      </w:r>
-    </w:p>
-    <w:p>
-      <w:pPr>
-        <w:pStyle w:val="ListBullet"/>
-        <w:keepLines/>
-      </w:pPr>
-      <w:r>
-        <w:rPr>
-          <w:b w:val="0"/>
-          <w:i w:val="0"/>
-        </w:rPr>
-        <w:t>docs/manuscript/gaze-guidance-planned-study.tex and docs/experiment-procedure.md</w:t>
-      </w:r>
     </w:p>
     <w:sectPr>
       <w:headerReference w:type="default" r:id="rId9"/>
